--- a/张明.docx
+++ b/张明.docx
@@ -175,21 +175,7 @@
         <w:rPr>
           <w:rFonts w:hint="eastAsia"/>
         </w:rPr>
-        <w:t>3年后端开发经验，熟悉高并发系统设计与</w:t>
-      </w:r>
-      <w:proofErr w:type="gramStart"/>
-      <w:r>
-        <w:rPr>
-          <w:rFonts w:hint="eastAsia"/>
-        </w:rPr>
-        <w:t>微服务</w:t>
-      </w:r>
-      <w:proofErr w:type="gramEnd"/>
-      <w:r>
-        <w:rPr>
-          <w:rFonts w:hint="eastAsia"/>
-        </w:rPr>
-        <w:t>架构。对代码质量有严格要求，具备良好的团队协作和沟通能力。</w:t>
+        <w:t>3年后端开发经验，熟悉高并发系统设计与微服务架构。对代码质量有严格要求，具备良好的团队协作和沟通能力。</w:t>
       </w:r>
     </w:p>
     <w:p>
@@ -222,21 +208,7 @@
         <w:rPr>
           <w:rFonts w:hint="eastAsia"/>
         </w:rPr>
-        <w:t xml:space="preserve">1. </w:t>
-      </w:r>
-      <w:proofErr w:type="gramStart"/>
-      <w:r>
-        <w:rPr>
-          <w:rFonts w:hint="eastAsia"/>
-        </w:rPr>
-        <w:t>成都云创科技</w:t>
-      </w:r>
-      <w:proofErr w:type="gramEnd"/>
-      <w:r>
-        <w:rPr>
-          <w:rFonts w:hint="eastAsia"/>
-        </w:rPr>
-        <w:t xml:space="preserve"> | Java开发工程师 | 2021-07 ~ 2023-04</w:t>
+        <w:t>1. 成都云创科技 | Java开发工程师 | 2021-07 ~ 2023-04</w:t>
       </w:r>
     </w:p>
     <w:p>
@@ -275,21 +247,7 @@
         <w:rPr>
           <w:rFonts w:hint="eastAsia"/>
         </w:rPr>
-        <w:t xml:space="preserve">   - 参与系统从单体架构向</w:t>
-      </w:r>
-      <w:proofErr w:type="gramStart"/>
-      <w:r>
-        <w:rPr>
-          <w:rFonts w:hint="eastAsia"/>
-        </w:rPr>
-        <w:t>微服务</w:t>
-      </w:r>
-      <w:proofErr w:type="gramEnd"/>
-      <w:r>
-        <w:rPr>
-          <w:rFonts w:hint="eastAsia"/>
-        </w:rPr>
-        <w:t>架构的拆分和迁移</w:t>
+        <w:t xml:space="preserve">   - 参与系统从单体架构向微服务架构的拆分和迁移</w:t>
       </w:r>
     </w:p>
     <w:p>
@@ -322,21 +280,7 @@
         <w:rPr>
           <w:rFonts w:hint="eastAsia"/>
         </w:rPr>
-        <w:t>2. 成都</w:t>
-      </w:r>
-      <w:proofErr w:type="gramStart"/>
-      <w:r>
-        <w:rPr>
-          <w:rFonts w:hint="eastAsia"/>
-        </w:rPr>
-        <w:t>智汇科技</w:t>
-      </w:r>
-      <w:proofErr w:type="gramEnd"/>
-      <w:r>
-        <w:rPr>
-          <w:rFonts w:hint="eastAsia"/>
-        </w:rPr>
-        <w:t xml:space="preserve"> | 后端开发工程师 | 2023-05 ~ 至今</w:t>
+        <w:t>2. 成都智汇科技 | 后端开发工程师 | 2023-05 ~ 至今</w:t>
       </w:r>
     </w:p>
     <w:p>
@@ -422,89 +366,33 @@
         <w:rPr>
           <w:rFonts w:hint="eastAsia"/>
         </w:rPr>
-        <w:t>1. 电</w:t>
-      </w:r>
-      <w:proofErr w:type="gramStart"/>
-      <w:r>
-        <w:rPr>
-          <w:rFonts w:hint="eastAsia"/>
-        </w:rPr>
-        <w:t>商秒杀系统</w:t>
-      </w:r>
-      <w:proofErr w:type="gramEnd"/>
-      <w:r>
-        <w:rPr>
-          <w:rFonts w:hint="eastAsia"/>
-        </w:rPr>
-        <w:t>（2022-03 ~ 2022-06）</w:t>
-      </w:r>
-    </w:p>
-    <w:p>
-      <w:pPr>
-        <w:rPr>
-          <w:rFonts w:hint="eastAsia"/>
-        </w:rPr>
-      </w:pPr>
-      <w:r>
-        <w:rPr>
-          <w:rFonts w:hint="eastAsia"/>
-        </w:rPr>
-        <w:t xml:space="preserve">   - 技术</w:t>
-      </w:r>
-      <w:proofErr w:type="gramStart"/>
-      <w:r>
-        <w:rPr>
-          <w:rFonts w:hint="eastAsia"/>
-        </w:rPr>
-        <w:t>栈</w:t>
-      </w:r>
-      <w:proofErr w:type="gramEnd"/>
-      <w:r>
-        <w:rPr>
-          <w:rFonts w:hint="eastAsia"/>
-        </w:rPr>
-        <w:t>：Spring Boot + Redis + RabbitMQ + MySQL</w:t>
-      </w:r>
-    </w:p>
-    <w:p>
-      <w:pPr>
-        <w:rPr>
-          <w:rFonts w:hint="eastAsia"/>
-        </w:rPr>
-      </w:pPr>
-      <w:r>
-        <w:rPr>
-          <w:rFonts w:hint="eastAsia"/>
-        </w:rPr>
-        <w:t xml:space="preserve">   - 设计并实现了</w:t>
-      </w:r>
-      <w:proofErr w:type="gramStart"/>
-      <w:r>
-        <w:rPr>
-          <w:rFonts w:hint="eastAsia"/>
-        </w:rPr>
-        <w:t>秒杀商品</w:t>
-      </w:r>
-      <w:proofErr w:type="gramEnd"/>
-      <w:r>
-        <w:rPr>
-          <w:rFonts w:hint="eastAsia"/>
-        </w:rPr>
-        <w:t>的库存预热、限流</w:t>
-      </w:r>
-      <w:proofErr w:type="gramStart"/>
-      <w:r>
-        <w:rPr>
-          <w:rFonts w:hint="eastAsia"/>
-        </w:rPr>
-        <w:t>和防超卖</w:t>
-      </w:r>
-      <w:proofErr w:type="gramEnd"/>
-      <w:r>
-        <w:rPr>
-          <w:rFonts w:hint="eastAsia"/>
-        </w:rPr>
-        <w:t>机制</w:t>
+        <w:t>1. 电商秒杀系统（2022-03 ~ 2022-06）</w:t>
+      </w:r>
+    </w:p>
+    <w:p>
+      <w:pPr>
+        <w:rPr>
+          <w:rFonts w:hint="eastAsia"/>
+        </w:rPr>
+      </w:pPr>
+      <w:r>
+        <w:rPr>
+          <w:rFonts w:hint="eastAsia"/>
+        </w:rPr>
+        <w:t xml:space="preserve">   - 技术栈：Spring Boot + Redis + RabbitMQ + MySQL</w:t>
+      </w:r>
+    </w:p>
+    <w:p>
+      <w:pPr>
+        <w:rPr>
+          <w:rFonts w:hint="eastAsia"/>
+        </w:rPr>
+      </w:pPr>
+      <w:r>
+        <w:rPr>
+          <w:rFonts w:hint="eastAsia"/>
+        </w:rPr>
+        <w:t xml:space="preserve">   - 设计并实现了秒杀商品的库存预热、限流和防超卖机制</w:t>
       </w:r>
     </w:p>
     <w:p>
@@ -563,21 +451,7 @@
         <w:rPr>
           <w:rFonts w:hint="eastAsia"/>
         </w:rPr>
-        <w:t xml:space="preserve">   - 技术</w:t>
-      </w:r>
-      <w:proofErr w:type="gramStart"/>
-      <w:r>
-        <w:rPr>
-          <w:rFonts w:hint="eastAsia"/>
-        </w:rPr>
-        <w:t>栈</w:t>
-      </w:r>
-      <w:proofErr w:type="gramEnd"/>
-      <w:r>
-        <w:rPr>
-          <w:rFonts w:hint="eastAsia"/>
-        </w:rPr>
-        <w:t>：Spring Cloud Gateway + Spring Security + JWT + OAuth2</w:t>
+        <w:t xml:space="preserve">   - 技术栈：Spring Cloud Gateway + Spring Security + JWT + OAuth2</w:t>
       </w:r>
     </w:p>
     <w:p>
@@ -603,21 +477,7 @@
         <w:rPr>
           <w:rFonts w:hint="eastAsia"/>
         </w:rPr>
-        <w:t xml:space="preserve">   - 集成企业</w:t>
-      </w:r>
-      <w:proofErr w:type="gramStart"/>
-      <w:r>
-        <w:rPr>
-          <w:rFonts w:hint="eastAsia"/>
-        </w:rPr>
-        <w:t>微信扫码</w:t>
-      </w:r>
-      <w:proofErr w:type="gramEnd"/>
-      <w:r>
-        <w:rPr>
-          <w:rFonts w:hint="eastAsia"/>
-        </w:rPr>
-        <w:t>登录和短信验证码登录</w:t>
+        <w:t xml:space="preserve">   - 集成企业微信扫码登录和短信验证码登录</w:t>
       </w:r>
     </w:p>
     <w:p>
@@ -673,79 +533,44 @@
           <w:rFonts w:hint="eastAsia"/>
         </w:rPr>
       </w:pPr>
-      <w:r>
-        <w:rPr>
-          <w:rFonts w:hint="eastAsia"/>
-        </w:rPr>
-        <w:t>- 数据库（熟练）：MySQL、PostgreSQL（</w:t>
+      <w:bookmarkStart w:id="0" w:name="OLE_LINK1"/>
+      <w:r>
+        <w:rPr>
+          <w:rFonts w:hint="eastAsia"/>
+        </w:rPr>
+        <w:t>- Python（熟练）：</w:t>
       </w:r>
       <w:proofErr w:type="spellStart"/>
       <w:r>
         <w:rPr>
           <w:rFonts w:hint="eastAsia"/>
         </w:rPr>
-        <w:t>KingbaseES</w:t>
+        <w:t>FastAPI</w:t>
       </w:r>
       <w:proofErr w:type="spellEnd"/>
       <w:r>
         <w:rPr>
           <w:rFonts w:hint="eastAsia"/>
         </w:rPr>
-        <w:t>兼容）、Redis</w:t>
-      </w:r>
-    </w:p>
-    <w:p>
-      <w:pPr>
-        <w:rPr>
-          <w:rFonts w:hint="eastAsia"/>
-        </w:rPr>
-      </w:pPr>
-      <w:r>
-        <w:rPr>
-          <w:rFonts w:hint="eastAsia"/>
-        </w:rPr>
-        <w:t>- 消息队列（熟悉）：RabbitMQ、Kafka</w:t>
-      </w:r>
-    </w:p>
-    <w:p>
-      <w:pPr>
-        <w:rPr>
-          <w:rFonts w:hint="eastAsia"/>
-        </w:rPr>
-      </w:pPr>
-      <w:r>
-        <w:rPr>
-          <w:rFonts w:hint="eastAsia"/>
-        </w:rPr>
-        <w:t>- 容器化（熟悉）：Docker、Kubernetes</w:t>
-      </w:r>
-    </w:p>
-    <w:p>
-      <w:pPr>
-        <w:rPr>
-          <w:rFonts w:hint="eastAsia"/>
-        </w:rPr>
-      </w:pPr>
-      <w:r>
-        <w:rPr>
-          <w:rFonts w:hint="eastAsia"/>
-        </w:rPr>
-        <w:t>- 版本控制（熟练）：Git、GitHub</w:t>
-      </w:r>
-    </w:p>
-    <w:p>
-      <w:pPr>
-        <w:rPr>
-          <w:rFonts w:hint="eastAsia"/>
-        </w:rPr>
-      </w:pPr>
-      <w:r>
-        <w:rPr>
-          <w:rFonts w:hint="eastAsia"/>
-        </w:rPr>
-        <w:t>- 操作系统（熟悉）：Linux、银河麒麟</w:t>
-      </w:r>
-    </w:p>
+        <w:t>、</w:t>
+      </w:r>
+      <w:proofErr w:type="spellStart"/>
+      <w:r>
+        <w:t>ECharts</w:t>
+      </w:r>
+      <w:proofErr w:type="spellEnd"/>
+    </w:p>
+    <w:p>
+      <w:pPr>
+        <w:rPr>
+          <w:rFonts w:hint="eastAsia"/>
+        </w:rPr>
+      </w:pPr>
+      <w:r>
+        <w:t>- 数据分析（熟练）：Pandas、NumPy、SQL、Excel</w:t>
+      </w:r>
+    </w:p>
+    <w:bookmarkEnd w:id="0"/>
     <w:p>
       <w:pPr>
         <w:rPr>
@@ -776,21 +601,7 @@
         <w:rPr>
           <w:rFonts w:hint="eastAsia"/>
         </w:rPr>
-        <w:t>- 软</w:t>
-      </w:r>
-      <w:proofErr w:type="gramStart"/>
-      <w:r>
-        <w:rPr>
-          <w:rFonts w:hint="eastAsia"/>
-        </w:rPr>
-        <w:t>考中级软件</w:t>
-      </w:r>
-      <w:proofErr w:type="gramEnd"/>
-      <w:r>
-        <w:rPr>
-          <w:rFonts w:hint="eastAsia"/>
-        </w:rPr>
-        <w:t>设计师（2022）</w:t>
+        <w:t>- 软考中级软件设计师（2022）</w:t>
       </w:r>
     </w:p>
     <w:p>
@@ -836,7 +647,6 @@
         <w:rPr>
           <w:rFonts w:hint="eastAsia"/>
         </w:rPr>
-        <w:lastRenderedPageBreak/>
         <w:t>期望薪资：18-25K</w:t>
       </w:r>
     </w:p>
@@ -1787,6 +1597,33 @@
       <w:spacing w:val="5"/>
     </w:rPr>
   </w:style>
+  <w:style w:type="paragraph" w:styleId="HTML">
+    <w:name w:val="HTML Preformatted"/>
+    <w:basedOn w:val="a"/>
+    <w:link w:val="HTML0"/>
+    <w:uiPriority w:val="99"/>
+    <w:semiHidden/>
+    <w:unhideWhenUsed/>
+    <w:rsid w:val="00180C24"/>
+    <w:rPr>
+      <w:rFonts w:ascii="Courier New" w:hAnsi="Courier New" w:cs="Courier New"/>
+      <w:sz w:val="20"/>
+      <w:szCs w:val="20"/>
+    </w:rPr>
+  </w:style>
+  <w:style w:type="character" w:customStyle="1" w:styleId="HTML0">
+    <w:name w:val="HTML 预设格式 字符"/>
+    <w:basedOn w:val="a0"/>
+    <w:link w:val="HTML"/>
+    <w:uiPriority w:val="99"/>
+    <w:semiHidden/>
+    <w:rsid w:val="00180C24"/>
+    <w:rPr>
+      <w:rFonts w:ascii="Courier New" w:hAnsi="Courier New" w:cs="Courier New"/>
+      <w:sz w:val="20"/>
+      <w:szCs w:val="20"/>
+    </w:rPr>
+  </w:style>
 </w:styles>
 </file>
 
